--- a/reports/Review_III_Report.docx
+++ b/reports/Review_III_Report.docx
@@ -6947,7 +6947,7 @@
               <w:rPr>
                 <w:sz w:val="15"/>
               </w:rPr>
-              <w:t>holding -1.95%, stock-outs +3.50%, total cost +3.07% (service-matched)</w:t>
+              <w:t>holding cost up 1.95 %, stock-outs down 3.50 %, total cost down 3.07 % (service-matched)</w:t>
             </w:r>
           </w:p>
         </w:tc>
@@ -6988,7 +6988,7 @@
               <w:rPr>
                 <w:sz w:val="15"/>
               </w:rPr>
-              <w:t>holding -0.59%, stock-outs +0.64%, total cost +2.12% (service-matched)</w:t>
+              <w:t>holding cost up 0.59 %, stock-outs down 0.64 %, total cost down 2.12 % (service-matched)</w:t>
             </w:r>
           </w:p>
         </w:tc>
@@ -7029,7 +7029,7 @@
               <w:rPr>
                 <w:sz w:val="15"/>
               </w:rPr>
-              <w:t>fill rate 95.14% -&gt; 96.36%, stock-outs down 25.0%, total cost down 13.5%</w:t>
+              <w:t>fill rate 95.14% -&gt; 96.36%, stock-outs down 25.0 %, total cost down 13.5 %</w:t>
             </w:r>
           </w:p>
         </w:tc>
@@ -7222,7 +7222,7 @@
                 <w:b/>
                 <w:sz w:val="16"/>
               </w:rPr>
-              <w:t>Holding change %</w:t>
+              <w:t>Holding cost change (positive = saving)</w:t>
             </w:r>
           </w:p>
         </w:tc>
@@ -13520,7 +13520,7 @@
                               <w:w w:val="115"/>
                               <w:sz w:val="15"/>
                             </w:rPr>
-                            <w:t>Review-I</w:t>
+                            <w:t>Review-III</w:t>
                           </w:r>
                           <w:r>
                             <w:rPr>
@@ -13732,7 +13732,7 @@
                         <w:w w:val="115"/>
                         <w:sz w:val="15"/>
                       </w:rPr>
-                      <w:t>Review-I</w:t>
+                      <w:t>Review-III</w:t>
                     </w:r>
                     <w:r>
                       <w:rPr>
